--- a/TCC - Artigo.docx
+++ b/TCC - Artigo.docx
@@ -306,7 +306,6 @@
         <w:t xml:space="preserve">documentar a utilidade prática da ferramenta para líderes como auxílio na gestão da equipe e para os desenvolvedores como guia para evolução, através de um plano de desenvolvimento </w:t>
       </w:r>
       <w:proofErr w:type="spellStart"/>
-      <w:proofErr w:type="gramStart"/>
       <w:r>
         <w:t>individual.</w:t>
       </w:r>
@@ -314,7 +313,6 @@
         <w:t>Também</w:t>
       </w:r>
       <w:proofErr w:type="spellEnd"/>
-      <w:proofErr w:type="gramEnd"/>
       <w:r>
         <w:t xml:space="preserve"> deve</w:t>
       </w:r>
@@ -374,7 +372,16 @@
         <w:pStyle w:val="TF-TEXTO"/>
       </w:pPr>
       <w:r>
-        <w:t>A produtividade em desenvolvimento de software é entendida atualmente como um fenômeno multifatorial, que envolve tanto aspectos técnicos quanto humanos. O framework SPACE define cinco dimensões principais: satisfação, performance, atividade, comunicação e eficiência, ampliando a visão tradicional baseada apenas em entregas técnicas.</w:t>
+        <w:t xml:space="preserve">A </w:t>
+      </w:r>
+      <w:r>
+        <w:rPr>
+          <w:u w:val="single"/>
+        </w:rPr>
+        <w:t>produtividade</w:t>
+      </w:r>
+      <w:r>
+        <w:t xml:space="preserve"> em desenvolvimento de software é entendida atualmente como um fenômeno multifatorial, que envolve tanto aspectos técnicos quanto humanos. O framework SPACE define cinco dimensões principais: satisfação, performance, atividade, comunicação e eficiência, ampliando a visão tradicional baseada apenas em entregas técnicas.</w:t>
       </w:r>
     </w:p>
     <w:p>
@@ -452,10 +459,9 @@
     <w:p>
       <w:pPr>
         <w:pStyle w:val="Ttulo2"/>
-        <w:ind w:left="567" w:hanging="567"/>
-      </w:pPr>
-      <w:r>
-        <w:t>Versão anterior do sistema/ferramenta/biblioteca/framework (opcional)</w:t>
+      </w:pPr>
+      <w:r>
+        <w:t>TRABALHOS CORRELATOS</w:t>
       </w:r>
     </w:p>
     <w:p>
@@ -463,135 +469,81 @@
         <w:pStyle w:val="TF-TEXTO"/>
       </w:pPr>
       <w:r>
-        <w:t>Quando o projeto prop</w:t>
-      </w:r>
-      <w:r>
-        <w:t>õe</w:t>
-      </w:r>
-      <w:r>
-        <w:t xml:space="preserve"> uma continuação ou extensão de um Trabalho de Conclusão de Curso (TCC) anterior, </w:t>
-      </w:r>
-      <w:r>
-        <w:t>d</w:t>
-      </w:r>
-      <w:r>
-        <w:t>eve-se descrev</w:t>
-      </w:r>
-      <w:r>
-        <w:t xml:space="preserve">ê-lo </w:t>
-      </w:r>
-      <w:r>
-        <w:t>em uma seção</w:t>
-      </w:r>
-      <w:r>
-        <w:t xml:space="preserve"> específica.</w:t>
-      </w:r>
-    </w:p>
-    <w:p>
-      <w:pPr>
-        <w:pStyle w:val="Ttulo2"/>
-      </w:pPr>
-      <w:r>
-        <w:t>TRABALHOS CORRELATOS</w:t>
-      </w:r>
-    </w:p>
-    <w:p>
-      <w:pPr>
-        <w:pStyle w:val="TF-TEXTO"/>
-      </w:pPr>
-      <w:r>
-        <w:t>Na segunda parte da fundamentação d</w:t>
-      </w:r>
-      <w:r>
-        <w:t xml:space="preserve">evem ser descritos os </w:t>
-      </w:r>
-      <w:r>
-        <w:rPr>
-          <w:u w:val="single"/>
-        </w:rPr>
-        <w:t>trabalhos correlatos</w:t>
-      </w:r>
-      <w:r>
-        <w:t xml:space="preserve">. </w:t>
-      </w:r>
-      <w:r>
-        <w:t xml:space="preserve">Devem ser incluídos preferencialmente trabalhos acadêmicos com características e funcionalidades semelhantes ao que está sendo produzido. A descrição deve ser feita em quadros conforme apresentado </w:t>
-      </w:r>
-      <w:r>
-        <w:t xml:space="preserve">no </w:t>
-      </w:r>
-      <w:r>
-        <w:fldChar w:fldCharType="begin"/>
-      </w:r>
-      <w:r>
-        <w:instrText xml:space="preserve"> REF _Ref520281304 \h </w:instrText>
-      </w:r>
-      <w:r>
-        <w:fldChar w:fldCharType="separate"/>
-      </w:r>
-      <w:r>
-        <w:t xml:space="preserve">Quadro </w:t>
-      </w:r>
-      <w:r>
-        <w:rPr>
-          <w:noProof/>
-        </w:rPr>
+        <w:t xml:space="preserve">São apresentados a seguir os trabalhos que possuem características semelhantes aos principais objetivos do estudo proposto. O primeiro trabalho (Quadro </w:t>
+      </w:r>
+      <w:r>
         <w:t>1</w:t>
       </w:r>
       <w:r>
-        <w:fldChar w:fldCharType="end"/>
-      </w:r>
-      <w:r>
-        <w:t>.</w:t>
-      </w:r>
+        <w:t>) traz uma abordagem centrada no desenvolvedor para avaliação da produtividade em engenharia de software (</w:t>
+      </w:r>
+      <w:proofErr w:type="spellStart"/>
+      <w:r>
+        <w:t>Jaspan</w:t>
+      </w:r>
+      <w:proofErr w:type="spellEnd"/>
+      <w:r>
+        <w:t xml:space="preserve">; Green, 2022). O segundo trabalho (Quadro </w:t>
+      </w:r>
+      <w:r>
+        <w:t>2</w:t>
+      </w:r>
+      <w:r>
+        <w:t xml:space="preserve">) analisa métricas de </w:t>
+      </w:r>
+      <w:proofErr w:type="spellStart"/>
+      <w:r>
+        <w:t>commits</w:t>
+      </w:r>
+      <w:proofErr w:type="spellEnd"/>
+      <w:r>
+        <w:t xml:space="preserve"> e código a partir da percepção de líderes de equipe, contribuindo com uma visão prática sobre a produtividade de desenvolvedores (</w:t>
+      </w:r>
+      <w:proofErr w:type="spellStart"/>
+      <w:r>
+        <w:t>Steinmacher</w:t>
+      </w:r>
+      <w:proofErr w:type="spellEnd"/>
+      <w:r>
+        <w:t xml:space="preserve"> et al.). O terceiro trabalho (Quadro </w:t>
+      </w:r>
+      <w:r>
+        <w:t>3</w:t>
+      </w:r>
+      <w:r>
+        <w:t>) explora o registro e a interpretação de comportamentos de desenvolvedores em tarefas de programação, ampliando a avaliação para além de métricas tradicionais.</w:t>
+      </w:r>
+    </w:p>
+    <w:p>
+      <w:pPr>
+        <w:pStyle w:val="TF-LEGENDA"/>
+      </w:pPr>
+      <w:r>
+        <w:t xml:space="preserve">Quadro 2 – A </w:t>
+      </w:r>
+      <w:proofErr w:type="spellStart"/>
+      <w:r>
+        <w:t>Human-Centered</w:t>
+      </w:r>
+      <w:proofErr w:type="spellEnd"/>
+      <w:r>
+        <w:t xml:space="preserve"> Approach </w:t>
+      </w:r>
+      <w:proofErr w:type="spellStart"/>
+      <w:r>
+        <w:t>to</w:t>
+      </w:r>
+      <w:proofErr w:type="spellEnd"/>
       <w:r>
         <w:t xml:space="preserve"> </w:t>
       </w:r>
-      <w:r>
-        <w:rPr>
-          <w:u w:val="single"/>
-        </w:rPr>
-        <w:t>Os itens apresentados no quadro são obrigatórios</w:t>
-      </w:r>
-      <w:r>
-        <w:t>.</w:t>
-      </w:r>
-      <w:r>
-        <w:t xml:space="preserve"> Quando não for possível identificar, justificar no quadro.</w:t>
-      </w:r>
-    </w:p>
-    <w:p>
-      <w:pPr>
-        <w:pStyle w:val="TF-LEGENDA"/>
-      </w:pPr>
-      <w:bookmarkStart w:id="18" w:name="_Ref520281304"/>
-      <w:r>
-        <w:t xml:space="preserve">Quadro </w:t>
-      </w:r>
-      <w:r>
-        <w:fldChar w:fldCharType="begin"/>
-      </w:r>
-      <w:r>
-        <w:instrText xml:space="preserve"> SEQ Quadro \* ARABIC </w:instrText>
-      </w:r>
-      <w:r>
-        <w:fldChar w:fldCharType="separate"/>
-      </w:r>
-      <w:r>
-        <w:rPr>
-          <w:noProof/>
-        </w:rPr>
-        <w:t>1</w:t>
-      </w:r>
-      <w:r>
-        <w:rPr>
-          <w:noProof/>
-        </w:rPr>
-        <w:fldChar w:fldCharType="end"/>
-      </w:r>
-      <w:bookmarkEnd w:id="18"/>
-      <w:r>
-        <w:t xml:space="preserve"> – Trabalho Correlato 1</w:t>
+      <w:proofErr w:type="spellStart"/>
+      <w:r>
+        <w:t>Developer</w:t>
+      </w:r>
+      <w:proofErr w:type="spellEnd"/>
+      <w:r>
+        <w:t xml:space="preserve"> Productivity</w:t>
       </w:r>
     </w:p>
     <w:tbl>
@@ -615,7 +567,7 @@
       <w:tr>
         <w:tc>
           <w:tcPr>
-            <w:tcW w:w="1701" w:type="dxa"/>
+            <w:tcW w:w="1699" w:type="dxa"/>
           </w:tcPr>
           <w:p>
             <w:pPr>
@@ -628,19 +580,27 @@
         </w:tc>
         <w:tc>
           <w:tcPr>
-            <w:tcW w:w="7970" w:type="dxa"/>
+            <w:tcW w:w="7822" w:type="dxa"/>
           </w:tcPr>
           <w:p>
             <w:pPr>
               <w:pStyle w:val="TF-TEXTO-QUADRO"/>
             </w:pPr>
+            <w:proofErr w:type="spellStart"/>
+            <w:r>
+              <w:t>Jaspan</w:t>
+            </w:r>
+            <w:proofErr w:type="spellEnd"/>
+            <w:r>
+              <w:t xml:space="preserve"> e Green (2022)</w:t>
+            </w:r>
           </w:p>
         </w:tc>
       </w:tr>
       <w:tr>
         <w:tc>
           <w:tcPr>
-            <w:tcW w:w="1701" w:type="dxa"/>
+            <w:tcW w:w="1699" w:type="dxa"/>
           </w:tcPr>
           <w:p>
             <w:pPr>
@@ -653,19 +613,22 @@
         </w:tc>
         <w:tc>
           <w:tcPr>
-            <w:tcW w:w="7970" w:type="dxa"/>
+            <w:tcW w:w="7822" w:type="dxa"/>
           </w:tcPr>
           <w:p>
             <w:pPr>
               <w:pStyle w:val="TF-TEXTO-QUADRO"/>
             </w:pPr>
+            <w:r>
+              <w:t>Investigar como métricas de produtividade podem ser orientadas para o ser humano, buscando formas de medir desempenho sem comprometer a experiência e o bem-estar do desenvolvedor.</w:t>
+            </w:r>
           </w:p>
         </w:tc>
       </w:tr>
       <w:tr>
         <w:tc>
           <w:tcPr>
-            <w:tcW w:w="1701" w:type="dxa"/>
+            <w:tcW w:w="1699" w:type="dxa"/>
           </w:tcPr>
           <w:p>
             <w:pPr>
@@ -678,19 +641,22 @@
         </w:tc>
         <w:tc>
           <w:tcPr>
-            <w:tcW w:w="7970" w:type="dxa"/>
+            <w:tcW w:w="7822" w:type="dxa"/>
           </w:tcPr>
           <w:p>
             <w:pPr>
               <w:pStyle w:val="TF-TEXTO-QUADRO"/>
             </w:pPr>
+            <w:r>
+              <w:t>Discussão crítica das métricas tradicionais; introdução de princípios multidimensionais; ênfase no bem-estar, colaboração, satisfação e contexto como fatores de produtividade.</w:t>
+            </w:r>
           </w:p>
         </w:tc>
       </w:tr>
       <w:tr>
         <w:tc>
           <w:tcPr>
-            <w:tcW w:w="1701" w:type="dxa"/>
+            <w:tcW w:w="1699" w:type="dxa"/>
           </w:tcPr>
           <w:p>
             <w:pPr>
@@ -703,19 +669,22 @@
         </w:tc>
         <w:tc>
           <w:tcPr>
-            <w:tcW w:w="7970" w:type="dxa"/>
+            <w:tcW w:w="7822" w:type="dxa"/>
           </w:tcPr>
           <w:p>
             <w:pPr>
               <w:pStyle w:val="TF-TEXTO-QUADRO"/>
             </w:pPr>
+            <w:r>
+              <w:t>Utiliza o framework conceitual SPACE (Satisfação, Performance, Atividade, Comunicação, Eficiência) como base.</w:t>
+            </w:r>
           </w:p>
         </w:tc>
       </w:tr>
       <w:tr>
         <w:tc>
           <w:tcPr>
-            <w:tcW w:w="1701" w:type="dxa"/>
+            <w:tcW w:w="1699" w:type="dxa"/>
           </w:tcPr>
           <w:p>
             <w:pPr>
@@ -728,12 +697,15 @@
         </w:tc>
         <w:tc>
           <w:tcPr>
-            <w:tcW w:w="7970" w:type="dxa"/>
+            <w:tcW w:w="7822" w:type="dxa"/>
           </w:tcPr>
           <w:p>
             <w:pPr>
               <w:pStyle w:val="TF-TEXTO-QUADRO"/>
             </w:pPr>
+            <w:r>
+              <w:t>Conclui que métricas centradas no desenvolvedor podem aumentar a precisão da avaliação de produtividade e reduzir vieses. Destaca a importância de integrar medidas de satisfação e bem-estar ao processo de mensuração.</w:t>
+            </w:r>
           </w:p>
         </w:tc>
       </w:tr>
@@ -746,6 +718,802 @@
         <w:t>Fonte: elaborado pelo autor.</w:t>
       </w:r>
     </w:p>
+    <w:p>
+      <w:pPr>
+        <w:pStyle w:val="TF-TEXTO"/>
+      </w:pPr>
+      <w:r>
+        <w:t xml:space="preserve">O trabalho de </w:t>
+      </w:r>
+      <w:proofErr w:type="spellStart"/>
+      <w:r>
+        <w:t>Jaspan</w:t>
+      </w:r>
+      <w:proofErr w:type="spellEnd"/>
+      <w:r>
+        <w:t xml:space="preserve"> e Green (2022) propõe um modelo de avaliação de produtividade que coloca o desenvolvedor no centro, considerando aspectos técnicos e humanos. Entre seus pontos fortes, está a ênfase em fatores subjetivos, como satisfação e contexto de trabalho. Por outro lado, um ponto fraco é a ausência de uma ferramenta prática que implemente tais conceitos, o que limita sua aplicação imediata. </w:t>
+      </w:r>
+      <w:r>
+        <w:t>Como alternativa, propõe o uso de dimensões múltiplas, exemplificadas pelo framework SPACE, que considera fatores de satisfação, performance, atividade, comunicação e eficiência.</w:t>
+      </w:r>
+    </w:p>
+    <w:p>
+      <w:pPr>
+        <w:pStyle w:val="TF-TEXTO"/>
+      </w:pPr>
+      <w:r>
+        <w:t xml:space="preserve">Esse trabalho é relevante para a presente pesquisa, pois reforça a necessidade de se considerar aspectos humanos e técnicos de forma integrada. Além disso, fornece sustentação teórica para a proposta de uma ferramenta que não apenas meça métricas de código, mas também avalie competências e </w:t>
+      </w:r>
+      <w:r>
+        <w:rPr>
+          <w:i/>
+          <w:iCs/>
+        </w:rPr>
+        <w:t>soft skills</w:t>
+      </w:r>
+      <w:r>
+        <w:t>.</w:t>
+      </w:r>
+    </w:p>
+    <w:p>
+      <w:pPr>
+        <w:pStyle w:val="TF-LEGENDA"/>
+        <w:rPr>
+          <w:lang w:val="en-US"/>
+        </w:rPr>
+      </w:pPr>
+      <w:bookmarkStart w:id="18" w:name="_Ref173511264"/>
+      <w:r>
+        <w:rPr>
+          <w:lang w:val="en-US"/>
+        </w:rPr>
+        <w:lastRenderedPageBreak/>
+        <w:t xml:space="preserve">Quadro </w:t>
+      </w:r>
+      <w:r>
+        <w:fldChar w:fldCharType="begin"/>
+      </w:r>
+      <w:r>
+        <w:rPr>
+          <w:lang w:val="en-US"/>
+        </w:rPr>
+        <w:instrText xml:space="preserve"> SEQ Quadro \* ARABIC </w:instrText>
+      </w:r>
+      <w:r>
+        <w:fldChar w:fldCharType="separate"/>
+      </w:r>
+      <w:r>
+        <w:rPr>
+          <w:noProof/>
+          <w:lang w:val="en-US"/>
+        </w:rPr>
+        <w:t>3</w:t>
+      </w:r>
+      <w:r>
+        <w:rPr>
+          <w:noProof/>
+        </w:rPr>
+        <w:fldChar w:fldCharType="end"/>
+      </w:r>
+      <w:bookmarkEnd w:id="18"/>
+      <w:r>
+        <w:rPr>
+          <w:lang w:val="en-US"/>
+        </w:rPr>
+        <w:t xml:space="preserve"> – Code and Commit Metrics of Developer Productivity: A Study on Team Leaders Perceptions</w:t>
+      </w:r>
+    </w:p>
+    <w:tbl>
+      <w:tblPr>
+        <w:tblW w:w="0" w:type="auto"/>
+        <w:tblInd w:w="108" w:type="dxa"/>
+        <w:tblBorders>
+          <w:top w:val="single" w:sz="4" w:space="0" w:color="000000"/>
+          <w:left w:val="single" w:sz="4" w:space="0" w:color="000000"/>
+          <w:bottom w:val="single" w:sz="4" w:space="0" w:color="000000"/>
+          <w:right w:val="single" w:sz="4" w:space="0" w:color="000000"/>
+          <w:insideH w:val="single" w:sz="4" w:space="0" w:color="000000"/>
+          <w:insideV w:val="single" w:sz="4" w:space="0" w:color="000000"/>
+        </w:tblBorders>
+        <w:tblLook w:val="04A0" w:firstRow="1" w:lastRow="0" w:firstColumn="1" w:lastColumn="0" w:noHBand="0" w:noVBand="1"/>
+      </w:tblPr>
+      <w:tblGrid>
+        <w:gridCol w:w="1583"/>
+        <w:gridCol w:w="7501"/>
+      </w:tblGrid>
+      <w:tr>
+        <w:tc>
+          <w:tcPr>
+            <w:tcW w:w="1447" w:type="dxa"/>
+          </w:tcPr>
+          <w:p>
+            <w:pPr>
+              <w:pStyle w:val="TF-TEXTO-QUADRO"/>
+            </w:pPr>
+            <w:r>
+              <w:t>Referência</w:t>
+            </w:r>
+          </w:p>
+        </w:tc>
+        <w:tc>
+          <w:tcPr>
+            <w:tcW w:w="7501" w:type="dxa"/>
+          </w:tcPr>
+          <w:p>
+            <w:pPr>
+              <w:pStyle w:val="TF-TEXTO-QUADRO"/>
+            </w:pPr>
+            <w:proofErr w:type="spellStart"/>
+            <w:r>
+              <w:t>Steinmacher</w:t>
+            </w:r>
+            <w:proofErr w:type="spellEnd"/>
+            <w:r>
+              <w:t xml:space="preserve"> </w:t>
+            </w:r>
+            <w:r>
+              <w:rPr>
+                <w:i/>
+                <w:iCs/>
+              </w:rPr>
+              <w:t>et al</w:t>
+            </w:r>
+            <w:r>
+              <w:t>.</w:t>
+            </w:r>
+          </w:p>
+        </w:tc>
+      </w:tr>
+      <w:tr>
+        <w:tc>
+          <w:tcPr>
+            <w:tcW w:w="1447" w:type="dxa"/>
+          </w:tcPr>
+          <w:p>
+            <w:pPr>
+              <w:pStyle w:val="TF-TEXTO-QUADRO"/>
+            </w:pPr>
+            <w:r>
+              <w:t>Objetivos</w:t>
+            </w:r>
+          </w:p>
+        </w:tc>
+        <w:tc>
+          <w:tcPr>
+            <w:tcW w:w="7501" w:type="dxa"/>
+          </w:tcPr>
+          <w:p>
+            <w:pPr>
+              <w:pStyle w:val="TF-TEXTO-QUADRO"/>
+            </w:pPr>
+            <w:r>
+              <w:t xml:space="preserve">Explorar como líderes de equipe percebem o uso de métricas de </w:t>
+            </w:r>
+            <w:proofErr w:type="spellStart"/>
+            <w:r>
+              <w:rPr>
+                <w:i/>
+                <w:iCs/>
+              </w:rPr>
+              <w:t>commits</w:t>
+            </w:r>
+            <w:proofErr w:type="spellEnd"/>
+            <w:r>
+              <w:t xml:space="preserve"> e código como indicadores de produtividade de desenvolvedores.</w:t>
+            </w:r>
+          </w:p>
+        </w:tc>
+      </w:tr>
+      <w:tr>
+        <w:tc>
+          <w:tcPr>
+            <w:tcW w:w="1447" w:type="dxa"/>
+          </w:tcPr>
+          <w:p>
+            <w:pPr>
+              <w:pStyle w:val="TF-TEXTO-QUADRO"/>
+            </w:pPr>
+            <w:r>
+              <w:t>Principais funcionalidades</w:t>
+            </w:r>
+          </w:p>
+        </w:tc>
+        <w:tc>
+          <w:tcPr>
+            <w:tcW w:w="7501" w:type="dxa"/>
+          </w:tcPr>
+          <w:p>
+            <w:pPr>
+              <w:pStyle w:val="TF-TEXTO-QUADRO"/>
+              <w:rPr>
+                <w:vanish/>
+              </w:rPr>
+            </w:pPr>
+          </w:p>
+          <w:p>
+            <w:pPr>
+              <w:pStyle w:val="TF-TEXTO-QUADRO"/>
+            </w:pPr>
+            <w:r>
+              <w:t xml:space="preserve">Analisa repositórios de código e métricas de </w:t>
+            </w:r>
+            <w:proofErr w:type="spellStart"/>
+            <w:r>
+              <w:rPr>
+                <w:i/>
+                <w:iCs/>
+              </w:rPr>
+              <w:t>commits</w:t>
+            </w:r>
+            <w:proofErr w:type="spellEnd"/>
+            <w:r>
+              <w:t>, cruzando os resultados com entrevistas a líderes de equipe sobre a utilidade prática dessas métricas.</w:t>
+            </w:r>
+          </w:p>
+        </w:tc>
+      </w:tr>
+      <w:tr>
+        <w:tc>
+          <w:tcPr>
+            <w:tcW w:w="1447" w:type="dxa"/>
+          </w:tcPr>
+          <w:p>
+            <w:pPr>
+              <w:pStyle w:val="TF-TEXTO-QUADRO"/>
+            </w:pPr>
+            <w:r>
+              <w:t>Ferramentas de desenvolvimento</w:t>
+            </w:r>
+          </w:p>
+        </w:tc>
+        <w:tc>
+          <w:tcPr>
+            <w:tcW w:w="7501" w:type="dxa"/>
+          </w:tcPr>
+          <w:p>
+            <w:pPr>
+              <w:pStyle w:val="TF-TEXTO-QUADRO"/>
+            </w:pPr>
+            <w:r>
+              <w:t>Utiliza mineração de repositórios de software (MSR) combinada a entrevistas qualitativas.</w:t>
+            </w:r>
+          </w:p>
+        </w:tc>
+      </w:tr>
+      <w:tr>
+        <w:tc>
+          <w:tcPr>
+            <w:tcW w:w="1447" w:type="dxa"/>
+          </w:tcPr>
+          <w:p>
+            <w:pPr>
+              <w:pStyle w:val="TF-TEXTO-QUADRO"/>
+            </w:pPr>
+            <w:r>
+              <w:t>Resultados e conclusões</w:t>
+            </w:r>
+          </w:p>
+        </w:tc>
+        <w:tc>
+          <w:tcPr>
+            <w:tcW w:w="7501" w:type="dxa"/>
+          </w:tcPr>
+          <w:p>
+            <w:pPr>
+              <w:pStyle w:val="TF-TEXTO-QUADRO"/>
+            </w:pPr>
+            <w:r>
+              <w:t xml:space="preserve">Constatou que métricas de </w:t>
+            </w:r>
+            <w:proofErr w:type="spellStart"/>
+            <w:r>
+              <w:rPr>
+                <w:i/>
+                <w:iCs/>
+              </w:rPr>
+              <w:t>commits</w:t>
+            </w:r>
+            <w:proofErr w:type="spellEnd"/>
+            <w:r>
+              <w:t xml:space="preserve"> podem ser úteis para identificar padrões de engajamento e produtividade, mas, isoladamente, não refletem qualidade ou impacto real no produto. Líderes sugerem que tais métricas sejam combinadas com outros indicadores.</w:t>
+            </w:r>
+          </w:p>
+        </w:tc>
+      </w:tr>
+    </w:tbl>
+    <w:p>
+      <w:pPr>
+        <w:pStyle w:val="TF-FONTE"/>
+      </w:pPr>
+      <w:r>
+        <w:t>Fonte: elaborado pelo autor.</w:t>
+      </w:r>
+    </w:p>
+    <w:p>
+      <w:pPr>
+        <w:pStyle w:val="TF-TEXTO"/>
+      </w:pPr>
+      <w:r>
+        <w:t xml:space="preserve">O trabalho de </w:t>
+      </w:r>
+      <w:proofErr w:type="spellStart"/>
+      <w:r>
+        <w:t>Steinmacher</w:t>
+      </w:r>
+      <w:proofErr w:type="spellEnd"/>
+      <w:r>
+        <w:t xml:space="preserve"> </w:t>
+      </w:r>
+      <w:r>
+        <w:rPr>
+          <w:i/>
+          <w:iCs/>
+        </w:rPr>
+        <w:t>et al</w:t>
+      </w:r>
+      <w:r>
+        <w:t xml:space="preserve">. (2020) explora a relação entre métricas de código e </w:t>
+      </w:r>
+      <w:proofErr w:type="spellStart"/>
+      <w:r>
+        <w:rPr>
+          <w:i/>
+          <w:iCs/>
+        </w:rPr>
+        <w:t>commits</w:t>
+      </w:r>
+      <w:proofErr w:type="spellEnd"/>
+      <w:r>
+        <w:t xml:space="preserve"> e a forma como líderes de equipe as utilizam para avaliar a produtividade de desenvolvedores. O estudo identifica que métricas como número de </w:t>
+      </w:r>
+      <w:proofErr w:type="spellStart"/>
+      <w:r>
+        <w:rPr>
+          <w:i/>
+          <w:iCs/>
+        </w:rPr>
+        <w:t>commits</w:t>
+      </w:r>
+      <w:proofErr w:type="spellEnd"/>
+      <w:r>
+        <w:t xml:space="preserve"> e frequência de alterações são frequentemente consideradas, mas ressalta que sua interpretação isolada pode gerar conclusões equivocadas.</w:t>
+      </w:r>
+    </w:p>
+    <w:p>
+      <w:pPr>
+        <w:pStyle w:val="TF-TEXTO"/>
+      </w:pPr>
+      <w:r>
+        <w:t>Os resultados indicam que líderes técnicos enxergam valor nessas métricas quando utilizadas como indicadores complementares, e não como medidas absolutas de produtividade. O estudo reforça a necessidade de contextualização, destacando que fatores como a natureza da tarefa, a complexidade do código e a colaboração entre membros da equipe não podem ser captados por métricas puramente técnicas.</w:t>
+      </w:r>
+    </w:p>
+    <w:p>
+      <w:pPr>
+        <w:pStyle w:val="TF-TEXTO"/>
+      </w:pPr>
+      <w:r>
+        <w:t xml:space="preserve">Essa pesquisa tem forte relação com o presente trabalho, pois evidencia os limites das métricas tradicionais e a importância de integrar a análise quantitativa com aspectos qualitativos. A proposta desta pesquisa busca </w:t>
+      </w:r>
+      <w:r>
+        <w:rPr>
+          <w:u w:val="single"/>
+        </w:rPr>
+        <w:t>justamente</w:t>
+      </w:r>
+      <w:r>
+        <w:t xml:space="preserve"> superar essa lacuna, combinando métricas de código com avaliação de competências e </w:t>
+      </w:r>
+      <w:r>
+        <w:rPr>
+          <w:i/>
+          <w:iCs/>
+        </w:rPr>
+        <w:t>soft skills</w:t>
+      </w:r>
+      <w:r>
+        <w:t>, em uma perspectiva mais ampla e humanizada de avaliação de desempenho.</w:t>
+      </w:r>
+    </w:p>
+    <w:p>
+      <w:pPr>
+        <w:pStyle w:val="TF-LEGENDA"/>
+        <w:rPr>
+          <w:lang w:val="en-US"/>
+        </w:rPr>
+      </w:pPr>
+      <w:bookmarkStart w:id="19" w:name="_Ref173511288"/>
+      <w:r>
+        <w:rPr>
+          <w:lang w:val="en-US"/>
+        </w:rPr>
+        <w:t xml:space="preserve">Quadro </w:t>
+      </w:r>
+      <w:r>
+        <w:fldChar w:fldCharType="begin"/>
+      </w:r>
+      <w:r>
+        <w:rPr>
+          <w:lang w:val="en-US"/>
+        </w:rPr>
+        <w:instrText xml:space="preserve"> SEQ Quadro \* ARABIC </w:instrText>
+      </w:r>
+      <w:r>
+        <w:fldChar w:fldCharType="separate"/>
+      </w:r>
+      <w:r>
+        <w:rPr>
+          <w:noProof/>
+          <w:lang w:val="en-US"/>
+        </w:rPr>
+        <w:t>4</w:t>
+      </w:r>
+      <w:r>
+        <w:rPr>
+          <w:noProof/>
+        </w:rPr>
+        <w:fldChar w:fldCharType="end"/>
+      </w:r>
+      <w:bookmarkEnd w:id="19"/>
+      <w:r>
+        <w:rPr>
+          <w:lang w:val="en-US"/>
+        </w:rPr>
+        <w:t xml:space="preserve"> – Recording and Interpreting Developer </w:t>
+      </w:r>
+      <w:proofErr w:type="spellStart"/>
+      <w:r>
+        <w:rPr>
+          <w:lang w:val="en-US"/>
+        </w:rPr>
+        <w:t>Behaviour</w:t>
+      </w:r>
+      <w:proofErr w:type="spellEnd"/>
+      <w:r>
+        <w:rPr>
+          <w:lang w:val="en-US"/>
+        </w:rPr>
+        <w:t xml:space="preserve"> in Programming Tasks</w:t>
+      </w:r>
+    </w:p>
+    <w:tbl>
+      <w:tblPr>
+        <w:tblW w:w="0" w:type="auto"/>
+        <w:tblInd w:w="-5" w:type="dxa"/>
+        <w:tblBorders>
+          <w:top w:val="single" w:sz="4" w:space="0" w:color="000000"/>
+          <w:left w:val="single" w:sz="4" w:space="0" w:color="000000"/>
+          <w:bottom w:val="single" w:sz="4" w:space="0" w:color="000000"/>
+          <w:right w:val="single" w:sz="4" w:space="0" w:color="000000"/>
+          <w:insideH w:val="single" w:sz="4" w:space="0" w:color="000000"/>
+          <w:insideV w:val="single" w:sz="4" w:space="0" w:color="000000"/>
+        </w:tblBorders>
+        <w:tblLook w:val="04A0" w:firstRow="1" w:lastRow="0" w:firstColumn="1" w:lastColumn="0" w:noHBand="0" w:noVBand="1"/>
+      </w:tblPr>
+      <w:tblGrid>
+        <w:gridCol w:w="1583"/>
+        <w:gridCol w:w="7501"/>
+      </w:tblGrid>
+      <w:tr>
+        <w:tc>
+          <w:tcPr>
+            <w:tcW w:w="1447" w:type="dxa"/>
+          </w:tcPr>
+          <w:p>
+            <w:pPr>
+              <w:pStyle w:val="TF-TEXTO-QUADRO"/>
+            </w:pPr>
+            <w:r>
+              <w:t>Referência</w:t>
+            </w:r>
+          </w:p>
+        </w:tc>
+        <w:tc>
+          <w:tcPr>
+            <w:tcW w:w="7501" w:type="dxa"/>
+          </w:tcPr>
+          <w:p>
+            <w:pPr>
+              <w:pStyle w:val="TF-TEXTO-QUADRO"/>
+              <w:rPr>
+                <w:lang w:val="en-US"/>
+              </w:rPr>
+            </w:pPr>
+            <w:r>
+              <w:rPr>
+                <w:lang w:val="en-US"/>
+              </w:rPr>
+              <w:t xml:space="preserve">Schröer e </w:t>
+            </w:r>
+            <w:proofErr w:type="spellStart"/>
+            <w:r>
+              <w:rPr>
+                <w:lang w:val="en-US"/>
+              </w:rPr>
+              <w:t>Koschke</w:t>
+            </w:r>
+            <w:proofErr w:type="spellEnd"/>
+            <w:r>
+              <w:rPr>
+                <w:lang w:val="en-US"/>
+              </w:rPr>
+              <w:t xml:space="preserve"> (2024)</w:t>
+            </w:r>
+          </w:p>
+        </w:tc>
+      </w:tr>
+      <w:tr>
+        <w:tc>
+          <w:tcPr>
+            <w:tcW w:w="1447" w:type="dxa"/>
+          </w:tcPr>
+          <w:p>
+            <w:pPr>
+              <w:pStyle w:val="TF-TEXTO-QUADRO"/>
+            </w:pPr>
+            <w:r>
+              <w:t>Objetivos</w:t>
+            </w:r>
+          </w:p>
+        </w:tc>
+        <w:tc>
+          <w:tcPr>
+            <w:tcW w:w="7501" w:type="dxa"/>
+          </w:tcPr>
+          <w:p>
+            <w:pPr>
+              <w:pStyle w:val="TF-TEXTO-QUADRO"/>
+            </w:pPr>
+            <w:r>
+              <w:t>Investigar como os desenvolvedores se comportam ao realizar tarefas de programação e propor métricas para interpretar padrões de navegação e edição de código.</w:t>
+            </w:r>
+          </w:p>
+        </w:tc>
+      </w:tr>
+      <w:tr>
+        <w:tc>
+          <w:tcPr>
+            <w:tcW w:w="1447" w:type="dxa"/>
+          </w:tcPr>
+          <w:p>
+            <w:pPr>
+              <w:pStyle w:val="TF-TEXTO-QUADRO"/>
+            </w:pPr>
+            <w:r>
+              <w:t>Principais funcionalidades</w:t>
+            </w:r>
+          </w:p>
+        </w:tc>
+        <w:tc>
+          <w:tcPr>
+            <w:tcW w:w="7501" w:type="dxa"/>
+          </w:tcPr>
+          <w:p>
+            <w:pPr>
+              <w:pStyle w:val="TF-TEXTO-QUADRO"/>
+            </w:pPr>
+            <w:r>
+              <w:t xml:space="preserve">Registro detalhado das interações em </w:t>
+            </w:r>
+            <w:proofErr w:type="spellStart"/>
+            <w:r>
+              <w:t>IDEs</w:t>
+            </w:r>
+            <w:proofErr w:type="spellEnd"/>
+            <w:r>
+              <w:t xml:space="preserve">; identificação de fases de trabalho (investigação, edição e validação); proposta da métrica </w:t>
+            </w:r>
+            <w:proofErr w:type="spellStart"/>
+            <w:r>
+              <w:t>Cyclissity</w:t>
+            </w:r>
+            <w:proofErr w:type="spellEnd"/>
+            <w:r>
+              <w:t xml:space="preserve"> para medir ciclos de navegação entre arquivos.</w:t>
+            </w:r>
+          </w:p>
+        </w:tc>
+      </w:tr>
+      <w:tr>
+        <w:tc>
+          <w:tcPr>
+            <w:tcW w:w="1447" w:type="dxa"/>
+          </w:tcPr>
+          <w:p>
+            <w:pPr>
+              <w:pStyle w:val="TF-TEXTO-QUADRO"/>
+            </w:pPr>
+            <w:r>
+              <w:t>Ferramentas de desenvolvimento</w:t>
+            </w:r>
+          </w:p>
+        </w:tc>
+        <w:tc>
+          <w:tcPr>
+            <w:tcW w:w="7501" w:type="dxa"/>
+          </w:tcPr>
+          <w:p>
+            <w:pPr>
+              <w:pStyle w:val="TF-TEXTO-QUADRO"/>
+            </w:pPr>
+            <w:r>
+              <w:t>Utilização do plug-in MIMESIS para coleta de dados durante atividades reais de programação.</w:t>
+            </w:r>
+          </w:p>
+        </w:tc>
+      </w:tr>
+      <w:tr>
+        <w:tc>
+          <w:tcPr>
+            <w:tcW w:w="1447" w:type="dxa"/>
+          </w:tcPr>
+          <w:p>
+            <w:pPr>
+              <w:pStyle w:val="TF-TEXTO-QUADRO"/>
+            </w:pPr>
+            <w:r>
+              <w:t>Resultados e conclusões</w:t>
+            </w:r>
+          </w:p>
+        </w:tc>
+        <w:tc>
+          <w:tcPr>
+            <w:tcW w:w="7501" w:type="dxa"/>
+          </w:tcPr>
+          <w:p>
+            <w:pPr>
+              <w:pStyle w:val="TF-TEXTO-QUADRO"/>
+            </w:pPr>
+            <w:r>
+              <w:t xml:space="preserve">O estudo mostrou que desenvolvedores não seguem padrões lineares, mas sim estratégias recursivas de exploração de código. A métrica </w:t>
+            </w:r>
+            <w:proofErr w:type="spellStart"/>
+            <w:r>
+              <w:t>Cyclissity</w:t>
+            </w:r>
+            <w:proofErr w:type="spellEnd"/>
+            <w:r>
+              <w:t xml:space="preserve"> foi capaz de diferenciar estilos de trabalho e fornecer pistas sobre níveis de compreensão.</w:t>
+            </w:r>
+          </w:p>
+        </w:tc>
+      </w:tr>
+    </w:tbl>
+    <w:p>
+      <w:pPr>
+        <w:pStyle w:val="TF-FONTE"/>
+      </w:pPr>
+      <w:r>
+        <w:t xml:space="preserve"> Fonte: elaborado pelo autor.</w:t>
+      </w:r>
+    </w:p>
+    <w:p>
+      <w:pPr>
+        <w:pStyle w:val="TF-TEXTO"/>
+      </w:pPr>
+      <w:r>
+        <w:t xml:space="preserve">O estudo contribui para a compreensão do desempenho de desenvolvedores ao ampliar a avaliação para além das métricas tradicionais de código. Seu ponto forte é a ênfase em dados comportamentais, que permitem interpretar aspectos cognitivos e de esforço do desenvolvedor. Como ponto fraco, destaca-se a dependência de ambientes instrumentados, o que pode limitar sua aplicação em larga escala. Esse trabalho relaciona-se ao presente projeto por reforçar a necessidade de uma avaliação mais humanizada, considerando não apenas o que o desenvolvedor produz, mas também como ele interage e lida com suas tarefas, alinhando-se à proposta de integrar métricas objetivas e </w:t>
+      </w:r>
+      <w:r>
+        <w:rPr>
+          <w:i/>
+          <w:iCs/>
+        </w:rPr>
+        <w:t>soft skills</w:t>
+      </w:r>
+      <w:r>
+        <w:t xml:space="preserve"> no apoio à gestão do </w:t>
+      </w:r>
+      <w:r>
+        <w:rPr>
+          <w:i/>
+          <w:iCs/>
+        </w:rPr>
+        <w:t>tech lead</w:t>
+      </w:r>
+      <w:r>
+        <w:t>.</w:t>
+      </w:r>
+    </w:p>
+    <w:p>
+      <w:pPr>
+        <w:pStyle w:val="TF-TEXTO"/>
+      </w:pPr>
+      <w:r>
+        <w:t xml:space="preserve">O trabalho de </w:t>
+      </w:r>
+      <w:proofErr w:type="spellStart"/>
+      <w:r>
+        <w:rPr>
+          <w:sz w:val="18"/>
+          <w:szCs w:val="18"/>
+        </w:rPr>
+        <w:t>Schröer</w:t>
+      </w:r>
+      <w:proofErr w:type="spellEnd"/>
+      <w:r>
+        <w:rPr>
+          <w:sz w:val="18"/>
+          <w:szCs w:val="18"/>
+        </w:rPr>
+        <w:t xml:space="preserve"> e </w:t>
+      </w:r>
+      <w:proofErr w:type="spellStart"/>
+      <w:r>
+        <w:rPr>
+          <w:sz w:val="18"/>
+          <w:szCs w:val="18"/>
+        </w:rPr>
+        <w:t>Koschke</w:t>
+      </w:r>
+      <w:proofErr w:type="spellEnd"/>
+      <w:r>
+        <w:rPr>
+          <w:sz w:val="18"/>
+          <w:szCs w:val="18"/>
+        </w:rPr>
+        <w:t xml:space="preserve"> (2024) </w:t>
+      </w:r>
+      <w:r>
+        <w:t xml:space="preserve">examina o comportamento de desenvolvedores durante a execução de tarefas de programação, propondo formas de registrar e interpretar suas ações em ambientes de desenvolvimento. Por meio da ferramenta </w:t>
+      </w:r>
+      <w:r>
+        <w:t>MIMESIS</w:t>
+      </w:r>
+      <w:r>
+        <w:t>, os autores coletaram dados de interação, como navegação entre arquivos, edições de código e uso do depurador. A análise revelou fases distintas no processo de trabalho, mas com forte caráter não linear, evidenciando que a compreensão do código ocorre de maneira recursiva e adaptativa.</w:t>
+      </w:r>
+    </w:p>
+    <w:p>
+      <w:pPr>
+        <w:pStyle w:val="TF-TEXTO"/>
+      </w:pPr>
+      <w:r>
+        <w:t xml:space="preserve">Um dos principais resultados foi a proposta da métrica </w:t>
+      </w:r>
+      <w:proofErr w:type="spellStart"/>
+      <w:r>
+        <w:t>Cyclissity</w:t>
+      </w:r>
+      <w:proofErr w:type="spellEnd"/>
+      <w:r>
+        <w:t xml:space="preserve">, que avalia padrões de navegação entre arquivos. Essa métrica permite identificar estilos individuais de exploração, distinguindo comportamentos focados de dispersos. A pesquisa destaca a importância de compreender a dimensão comportamental do trabalho de programação, indo além de métricas tradicionais baseadas apenas em </w:t>
+      </w:r>
+      <w:proofErr w:type="spellStart"/>
+      <w:r>
+        <w:rPr>
+          <w:i/>
+          <w:iCs/>
+        </w:rPr>
+        <w:t>commits</w:t>
+      </w:r>
+      <w:proofErr w:type="spellEnd"/>
+      <w:r>
+        <w:t xml:space="preserve"> ou linhas de código.</w:t>
+      </w:r>
+    </w:p>
+    <w:p>
+      <w:pPr>
+        <w:pStyle w:val="TF-TEXTO"/>
+      </w:pPr>
+      <w:r>
+        <w:t xml:space="preserve">Este estudo tem relação direta com o projeto proposto, pois reforça a relevância de avaliar não apenas resultado, mas também processos cognitivos e comportamentais envolvidos no desenvolvimento de software. Isso converge com a </w:t>
+      </w:r>
+      <w:r>
+        <w:lastRenderedPageBreak/>
+        <w:t xml:space="preserve">ideia de uma ferramenta de avaliação que considere tanto métricas técnicas quanto </w:t>
+      </w:r>
+      <w:r>
+        <w:rPr>
+          <w:i/>
+          <w:iCs/>
+        </w:rPr>
+        <w:t>soft skills</w:t>
+      </w:r>
+      <w:r>
+        <w:t>, apoiando líderes técnicos em uma visão mais completa e humanizada da performance de seus times.</w:t>
+      </w:r>
+    </w:p>
+    <w:p/>
     <w:bookmarkEnd w:id="16"/>
     <w:p>
       <w:pPr>
@@ -806,7 +1574,6 @@
         <w:pStyle w:val="Ttulo2"/>
       </w:pPr>
       <w:r>
-        <w:lastRenderedPageBreak/>
         <w:t>Especificação</w:t>
       </w:r>
     </w:p>
@@ -922,26 +1689,26 @@
       <w:pPr>
         <w:pStyle w:val="Ttulo1"/>
       </w:pPr>
-      <w:bookmarkStart w:id="19" w:name="_Toc511928438"/>
-      <w:bookmarkStart w:id="20" w:name="_Toc54164920"/>
-      <w:bookmarkStart w:id="21" w:name="_Toc54165674"/>
-      <w:bookmarkStart w:id="22" w:name="_Toc54169332"/>
-      <w:bookmarkStart w:id="23" w:name="_Toc96347438"/>
-      <w:bookmarkStart w:id="24" w:name="_Toc96357722"/>
-      <w:bookmarkStart w:id="25" w:name="_Toc96491865"/>
+      <w:bookmarkStart w:id="20" w:name="_Toc511928438"/>
+      <w:bookmarkStart w:id="21" w:name="_Toc54164920"/>
+      <w:bookmarkStart w:id="22" w:name="_Toc54165674"/>
+      <w:bookmarkStart w:id="23" w:name="_Toc54169332"/>
+      <w:bookmarkStart w:id="24" w:name="_Toc96347438"/>
+      <w:bookmarkStart w:id="25" w:name="_Toc96357722"/>
+      <w:bookmarkStart w:id="26" w:name="_Toc96491865"/>
       <w:r>
         <w:t>RESULTADOS</w:t>
       </w:r>
-      <w:bookmarkEnd w:id="19"/>
+      <w:bookmarkEnd w:id="20"/>
       <w:r>
         <w:t xml:space="preserve"> </w:t>
       </w:r>
-      <w:bookmarkEnd w:id="20"/>
       <w:bookmarkEnd w:id="21"/>
       <w:bookmarkEnd w:id="22"/>
       <w:bookmarkEnd w:id="23"/>
       <w:bookmarkEnd w:id="24"/>
       <w:bookmarkEnd w:id="25"/>
+      <w:bookmarkEnd w:id="26"/>
     </w:p>
     <w:p>
       <w:pPr>
@@ -971,23 +1738,23 @@
       <w:pPr>
         <w:pStyle w:val="Ttulo1"/>
       </w:pPr>
-      <w:bookmarkStart w:id="26" w:name="_Toc54164921"/>
-      <w:bookmarkStart w:id="27" w:name="_Toc54165675"/>
-      <w:bookmarkStart w:id="28" w:name="_Toc54169333"/>
-      <w:bookmarkStart w:id="29" w:name="_Toc96347439"/>
-      <w:bookmarkStart w:id="30" w:name="_Toc96357723"/>
-      <w:bookmarkStart w:id="31" w:name="_Toc96491866"/>
-      <w:bookmarkStart w:id="32" w:name="_Toc511928439"/>
+      <w:bookmarkStart w:id="27" w:name="_Toc54164921"/>
+      <w:bookmarkStart w:id="28" w:name="_Toc54165675"/>
+      <w:bookmarkStart w:id="29" w:name="_Toc54169333"/>
+      <w:bookmarkStart w:id="30" w:name="_Toc96347439"/>
+      <w:bookmarkStart w:id="31" w:name="_Toc96357723"/>
+      <w:bookmarkStart w:id="32" w:name="_Toc96491866"/>
+      <w:bookmarkStart w:id="33" w:name="_Toc511928439"/>
       <w:r>
         <w:t>CONCLUSÕES</w:t>
       </w:r>
-      <w:bookmarkEnd w:id="26"/>
       <w:bookmarkEnd w:id="27"/>
       <w:bookmarkEnd w:id="28"/>
       <w:bookmarkEnd w:id="29"/>
       <w:bookmarkEnd w:id="30"/>
       <w:bookmarkEnd w:id="31"/>
       <w:bookmarkEnd w:id="32"/>
+      <w:bookmarkEnd w:id="33"/>
     </w:p>
     <w:p>
       <w:pPr>
@@ -1025,20 +1792,19 @@
       <w:pPr>
         <w:pStyle w:val="TF-REFERNCIASTTULO"/>
       </w:pPr>
-      <w:bookmarkStart w:id="33" w:name="_Toc419598588"/>
-      <w:bookmarkStart w:id="34" w:name="_Toc420721330"/>
-      <w:bookmarkStart w:id="35" w:name="_Toc420721484"/>
-      <w:bookmarkStart w:id="36" w:name="_Toc420721575"/>
-      <w:bookmarkStart w:id="37" w:name="_Toc420721781"/>
-      <w:bookmarkStart w:id="38" w:name="_Toc420723222"/>
-      <w:bookmarkStart w:id="39" w:name="_Toc482682385"/>
-      <w:bookmarkStart w:id="40" w:name="_Toc54169335"/>
-      <w:bookmarkStart w:id="41" w:name="_Toc96491868"/>
-      <w:bookmarkStart w:id="42" w:name="_Toc511928441"/>
+      <w:bookmarkStart w:id="34" w:name="_Toc419598588"/>
+      <w:bookmarkStart w:id="35" w:name="_Toc420721330"/>
+      <w:bookmarkStart w:id="36" w:name="_Toc420721484"/>
+      <w:bookmarkStart w:id="37" w:name="_Toc420721575"/>
+      <w:bookmarkStart w:id="38" w:name="_Toc420721781"/>
+      <w:bookmarkStart w:id="39" w:name="_Toc420723222"/>
+      <w:bookmarkStart w:id="40" w:name="_Toc482682385"/>
+      <w:bookmarkStart w:id="41" w:name="_Toc54169335"/>
+      <w:bookmarkStart w:id="42" w:name="_Toc96491868"/>
+      <w:bookmarkStart w:id="43" w:name="_Toc511928441"/>
       <w:r>
         <w:t>Referências</w:t>
       </w:r>
-      <w:bookmarkEnd w:id="33"/>
       <w:bookmarkEnd w:id="34"/>
       <w:bookmarkEnd w:id="35"/>
       <w:bookmarkEnd w:id="36"/>
@@ -1048,6 +1814,7 @@
       <w:bookmarkEnd w:id="40"/>
       <w:bookmarkEnd w:id="41"/>
       <w:bookmarkEnd w:id="42"/>
+      <w:bookmarkEnd w:id="43"/>
     </w:p>
     <w:p>
       <w:pPr>
@@ -1113,6 +1880,7 @@
         <w:pStyle w:val="TF-REFERNCIASITEM"/>
       </w:pPr>
       <w:r>
+        <w:lastRenderedPageBreak/>
         <w:t xml:space="preserve"> </w:t>
       </w:r>
       <w:r>
@@ -1208,7 +1976,6 @@
         <w:pStyle w:val="TF-REFERNCIASITEM"/>
       </w:pPr>
       <w:r>
-        <w:lastRenderedPageBreak/>
         <w:t>ASSOCIAÇÃO BRASILEIRA DE NORMAS TÉCNICAS</w:t>
       </w:r>
       <w:r>
@@ -1562,7 +2329,6 @@
         <w:t xml:space="preserve">New York, v. 2, n. 2, p. 33-50, </w:t>
       </w:r>
       <w:proofErr w:type="spellStart"/>
-      <w:proofErr w:type="gramStart"/>
       <w:r>
         <w:rPr>
           <w:lang w:val="en-US"/>
@@ -1582,7 +2348,6 @@
         </w:rPr>
         <w:t>/</w:t>
       </w:r>
-      <w:proofErr w:type="gramEnd"/>
       <w:r>
         <w:rPr>
           <w:lang w:val="en-US"/>
@@ -1781,21 +2546,21 @@
       <w:r>
         <w:t xml:space="preserve"> de Pesquisa, Universidade Regional de Blumenau, Blumenau.</w:t>
       </w:r>
-      <w:bookmarkStart w:id="43" w:name="_Toc54169336"/>
+      <w:bookmarkStart w:id="44" w:name="_Toc54169336"/>
     </w:p>
     <w:p>
       <w:pPr>
         <w:pStyle w:val="TF-TTULOAPNDICE"/>
       </w:pPr>
-      <w:bookmarkStart w:id="44" w:name="_Toc96491869"/>
-      <w:bookmarkStart w:id="45" w:name="_Toc511928442"/>
+      <w:bookmarkStart w:id="45" w:name="_Toc96491869"/>
+      <w:bookmarkStart w:id="46" w:name="_Toc511928442"/>
       <w:r>
         <w:lastRenderedPageBreak/>
         <w:t xml:space="preserve">APÊNDICE A – </w:t>
       </w:r>
-      <w:bookmarkEnd w:id="43"/>
       <w:bookmarkEnd w:id="44"/>
       <w:bookmarkEnd w:id="45"/>
+      <w:bookmarkEnd w:id="46"/>
       <w:r>
         <w:t>DIAGRAMAS DE ESPECIFICAÇÃO</w:t>
       </w:r>
@@ -1915,16 +2680,16 @@
       <w:pPr>
         <w:pStyle w:val="TF-TTULOANEXO"/>
       </w:pPr>
-      <w:bookmarkStart w:id="46" w:name="_Toc54169337"/>
-      <w:bookmarkStart w:id="47" w:name="_Toc96491870"/>
-      <w:bookmarkStart w:id="48" w:name="_Toc511928443"/>
+      <w:bookmarkStart w:id="47" w:name="_Toc54169337"/>
+      <w:bookmarkStart w:id="48" w:name="_Toc96491870"/>
+      <w:bookmarkStart w:id="49" w:name="_Toc511928443"/>
       <w:r>
         <w:lastRenderedPageBreak/>
         <w:t xml:space="preserve">ANEXO A – </w:t>
       </w:r>
-      <w:bookmarkEnd w:id="46"/>
       <w:bookmarkEnd w:id="47"/>
       <w:bookmarkEnd w:id="48"/>
+      <w:bookmarkEnd w:id="49"/>
       <w:r>
         <w:t>DESCRIÇÃO</w:t>
       </w:r>
@@ -1971,7 +2736,7 @@
       <w:pPr>
         <w:pStyle w:val="TF-TEXTO"/>
       </w:pPr>
-      <w:bookmarkStart w:id="49" w:name="_Toc96491852"/>
+      <w:bookmarkStart w:id="50" w:name="_Toc96491852"/>
     </w:p>
     <w:p>
       <w:pPr>
@@ -2199,7 +2964,6 @@
       <w:r>
         <w:t xml:space="preserve">, </w:t>
       </w:r>
-      <w:proofErr w:type="gramStart"/>
       <w:r>
         <w:rPr>
           <w:i/>
@@ -2207,11 +2971,7 @@
         <w:t>play</w:t>
       </w:r>
       <w:r>
-        <w:t>, etc.</w:t>
-      </w:r>
-      <w:proofErr w:type="gramEnd"/>
-      <w:r>
-        <w:t xml:space="preserve">). No entanto, </w:t>
+        <w:t xml:space="preserve">, etc.). No entanto, </w:t>
       </w:r>
       <w:proofErr w:type="spellStart"/>
       <w:r>
@@ -2235,21 +2995,10 @@
         <w:rPr>
           <w:i/>
         </w:rPr>
-        <w:t xml:space="preserve">machine </w:t>
-      </w:r>
-      <w:proofErr w:type="gramStart"/>
-      <w:r>
-        <w:rPr>
-          <w:i/>
-        </w:rPr>
-        <w:t>learning</w:t>
-      </w:r>
-      <w:r>
-        <w:t>, etc.</w:t>
-      </w:r>
-      <w:proofErr w:type="gramEnd"/>
-      <w:r>
-        <w:t>);</w:t>
+        <w:t>machine learning</w:t>
+      </w:r>
+      <w:r>
+        <w:t>, etc.);</w:t>
       </w:r>
     </w:p>
     <w:p>
@@ -2313,12 +3062,12 @@
       <w:pPr>
         <w:pStyle w:val="Ttulo2"/>
       </w:pPr>
-      <w:bookmarkStart w:id="50" w:name="_Toc511928426"/>
+      <w:bookmarkStart w:id="51" w:name="_Toc511928426"/>
       <w:r>
         <w:t>formatação</w:t>
       </w:r>
-      <w:bookmarkEnd w:id="49"/>
       <w:bookmarkEnd w:id="50"/>
+      <w:bookmarkEnd w:id="51"/>
     </w:p>
     <w:p>
       <w:pPr>
@@ -2423,41 +3172,28 @@
       <w:pPr>
         <w:pStyle w:val="TF-LEGENDA"/>
       </w:pPr>
-      <w:bookmarkStart w:id="51" w:name="_Ref390756874"/>
-      <w:bookmarkStart w:id="52" w:name="_Toc97088219"/>
-      <w:bookmarkStart w:id="53" w:name="_Toc383500204"/>
-      <w:bookmarkStart w:id="54" w:name="_Toc511927346"/>
+      <w:bookmarkStart w:id="52" w:name="_Ref390756874"/>
+      <w:bookmarkStart w:id="53" w:name="_Toc97088219"/>
+      <w:bookmarkStart w:id="54" w:name="_Toc383500204"/>
+      <w:bookmarkStart w:id="55" w:name="_Toc511927346"/>
       <w:r>
         <w:t xml:space="preserve">Quadro </w:t>
       </w:r>
-      <w:r>
-        <w:fldChar w:fldCharType="begin"/>
-      </w:r>
-      <w:r>
-        <w:instrText xml:space="preserve"> SEQ Quadro \* ARABIC </w:instrText>
-      </w:r>
-      <w:r>
-        <w:fldChar w:fldCharType="separate"/>
-      </w:r>
-      <w:r>
-        <w:rPr>
-          <w:noProof/>
-        </w:rPr>
-        <w:t>2</w:t>
-      </w:r>
-      <w:r>
-        <w:rPr>
-          <w:noProof/>
-        </w:rPr>
-        <w:fldChar w:fldCharType="end"/>
-      </w:r>
-      <w:bookmarkEnd w:id="51"/>
+      <w:fldSimple w:instr=" SEQ Quadro \* ARABIC ">
+        <w:r>
+          <w:rPr>
+            <w:noProof/>
+          </w:rPr>
+          <w:t>2</w:t>
+        </w:r>
+      </w:fldSimple>
+      <w:bookmarkEnd w:id="52"/>
       <w:r>
         <w:t>– Estilos do modelo</w:t>
       </w:r>
-      <w:bookmarkEnd w:id="52"/>
       <w:bookmarkEnd w:id="53"/>
       <w:bookmarkEnd w:id="54"/>
+      <w:bookmarkEnd w:id="55"/>
     </w:p>
     <w:tbl>
       <w:tblPr>
@@ -2654,7 +3390,6 @@
             <w:r>
               <w:t xml:space="preserve"> letra da 1</w:t>
             </w:r>
-            <w:proofErr w:type="gramStart"/>
             <w:r>
               <w:rPr>
                 <w:vertAlign w:val="superscript"/>
@@ -2662,11 +3397,7 @@
               <w:t>a</w:t>
             </w:r>
             <w:r>
-              <w:t xml:space="preserve">  palavra</w:t>
-            </w:r>
-            <w:proofErr w:type="gramEnd"/>
-            <w:r>
-              <w:t xml:space="preserve"> do título e de nomes próprios)</w:t>
+              <w:t xml:space="preserve">  palavra do título e de nomes próprios)</w:t>
             </w:r>
           </w:p>
         </w:tc>
@@ -3044,17 +3775,17 @@
         <w:pStyle w:val="TF-FONTE"/>
         <w:ind w:left="-70"/>
       </w:pPr>
-      <w:bookmarkStart w:id="55" w:name="_Toc419598578"/>
-      <w:bookmarkStart w:id="56" w:name="_Toc420721319"/>
-      <w:bookmarkStart w:id="57" w:name="_Toc420721469"/>
-      <w:bookmarkStart w:id="58" w:name="_Toc420721564"/>
-      <w:bookmarkStart w:id="59" w:name="_Toc420721770"/>
-      <w:bookmarkStart w:id="60" w:name="_Toc420723211"/>
-      <w:bookmarkStart w:id="61" w:name="_Toc482682373"/>
-      <w:bookmarkStart w:id="62" w:name="_Toc54164906"/>
-      <w:bookmarkStart w:id="63" w:name="_Toc54169318"/>
-      <w:bookmarkStart w:id="64" w:name="_Toc96347428"/>
-      <w:bookmarkStart w:id="65" w:name="_Toc96357712"/>
+      <w:bookmarkStart w:id="56" w:name="_Toc419598578"/>
+      <w:bookmarkStart w:id="57" w:name="_Toc420721319"/>
+      <w:bookmarkStart w:id="58" w:name="_Toc420721469"/>
+      <w:bookmarkStart w:id="59" w:name="_Toc420721564"/>
+      <w:bookmarkStart w:id="60" w:name="_Toc420721770"/>
+      <w:bookmarkStart w:id="61" w:name="_Toc420723211"/>
+      <w:bookmarkStart w:id="62" w:name="_Toc482682373"/>
+      <w:bookmarkStart w:id="63" w:name="_Toc54164906"/>
+      <w:bookmarkStart w:id="64" w:name="_Toc54169318"/>
+      <w:bookmarkStart w:id="65" w:name="_Toc96347428"/>
+      <w:bookmarkStart w:id="66" w:name="_Toc96357712"/>
       <w:r>
         <w:t>Fonte: elaborado pelo autor.</w:t>
       </w:r>
@@ -3104,44 +3835,31 @@
       <w:pPr>
         <w:pStyle w:val="TF-LEGENDA"/>
       </w:pPr>
-      <w:bookmarkStart w:id="66" w:name="_Ref390756897"/>
-      <w:bookmarkStart w:id="67" w:name="_Toc97088220"/>
-      <w:bookmarkStart w:id="68" w:name="_Toc383500205"/>
-      <w:bookmarkStart w:id="69" w:name="_Toc511927347"/>
+      <w:bookmarkStart w:id="67" w:name="_Ref390756897"/>
+      <w:bookmarkStart w:id="68" w:name="_Toc97088220"/>
+      <w:bookmarkStart w:id="69" w:name="_Toc383500205"/>
+      <w:bookmarkStart w:id="70" w:name="_Toc511927347"/>
       <w:r>
         <w:t xml:space="preserve">Quadro </w:t>
       </w:r>
-      <w:r>
-        <w:fldChar w:fldCharType="begin"/>
-      </w:r>
-      <w:r>
-        <w:instrText xml:space="preserve"> SEQ Quadro \* ARABIC </w:instrText>
-      </w:r>
-      <w:r>
-        <w:fldChar w:fldCharType="separate"/>
-      </w:r>
-      <w:r>
-        <w:rPr>
-          <w:noProof/>
-        </w:rPr>
-        <w:t>3</w:t>
-      </w:r>
-      <w:r>
-        <w:rPr>
-          <w:noProof/>
-        </w:rPr>
-        <w:fldChar w:fldCharType="end"/>
-      </w:r>
-      <w:bookmarkEnd w:id="66"/>
+      <w:fldSimple w:instr=" SEQ Quadro \* ARABIC ">
+        <w:r>
+          <w:rPr>
+            <w:noProof/>
+          </w:rPr>
+          <w:t>3</w:t>
+        </w:r>
+      </w:fldSimple>
+      <w:bookmarkEnd w:id="67"/>
       <w:r>
         <w:t xml:space="preserve"> - </w:t>
       </w:r>
-      <w:bookmarkEnd w:id="67"/>
       <w:bookmarkEnd w:id="68"/>
+      <w:bookmarkEnd w:id="69"/>
       <w:r>
         <w:t>Espaçamento</w:t>
       </w:r>
-      <w:bookmarkEnd w:id="69"/>
+      <w:bookmarkEnd w:id="70"/>
     </w:p>
     <w:tbl>
       <w:tblPr>
@@ -3565,15 +4283,7 @@
         </w:numPr>
       </w:pPr>
       <w:r>
-        <w:t xml:space="preserve">quando contiver subitens, </w:t>
-      </w:r>
-      <w:proofErr w:type="gramStart"/>
-      <w:r>
-        <w:t>os mesmos</w:t>
-      </w:r>
-      <w:proofErr w:type="gramEnd"/>
-      <w:r>
-        <w:t xml:space="preserve"> devem iniciar com hífen colocado sob a primeira letra do texto do item correspondente (FORMATO: TF-SUBALÍNEA nível 1 ou TF-SUBALÍNEA nível 2, conforme o caso). Nesse caso, cada subitem deve terminar com uma vírgula, exceto o último que termina com ponto ou com ponto e vírgula.</w:t>
+        <w:t>quando contiver subitens, os mesmos devem iniciar com hífen colocado sob a primeira letra do texto do item correspondente (FORMATO: TF-SUBALÍNEA nível 1 ou TF-SUBALÍNEA nível 2, conforme o caso). Nesse caso, cada subitem deve terminar com uma vírgula, exceto o último que termina com ponto ou com ponto e vírgula.</w:t>
       </w:r>
     </w:p>
     <w:p>
@@ -3632,7 +4342,7 @@
       <w:pPr>
         <w:pStyle w:val="TF-SUBALNEAnvel1"/>
       </w:pPr>
-      <w:bookmarkStart w:id="70" w:name="_Toc420721460"/>
+      <w:bookmarkStart w:id="71" w:name="_Toc420721460"/>
       <w:r>
         <w:t xml:space="preserve">cada subitem (nível 1) inicia com letra minúscula, cada subitem (nível 1) inicia com letra minúscula (FORMATO: TF-SUBALÍNEA nível 1); </w:t>
       </w:r>
@@ -3653,12 +4363,11 @@
       <w:pPr>
         <w:pStyle w:val="Ttulo4"/>
       </w:pPr>
-      <w:bookmarkStart w:id="71" w:name="_Toc96491854"/>
-      <w:bookmarkEnd w:id="70"/>
+      <w:bookmarkStart w:id="72" w:name="_Toc96491854"/>
+      <w:bookmarkEnd w:id="71"/>
       <w:r>
         <w:t>Exemplo de título de seção quaternária [FORMATO: TF-TÍTULO 4</w:t>
       </w:r>
-      <w:bookmarkEnd w:id="55"/>
       <w:bookmarkEnd w:id="56"/>
       <w:bookmarkEnd w:id="57"/>
       <w:bookmarkEnd w:id="58"/>
@@ -3669,7 +4378,8 @@
       <w:bookmarkEnd w:id="63"/>
       <w:bookmarkEnd w:id="64"/>
       <w:bookmarkEnd w:id="65"/>
-      <w:bookmarkEnd w:id="71"/>
+      <w:bookmarkEnd w:id="66"/>
+      <w:bookmarkEnd w:id="72"/>
       <w:r>
         <w:t>]</w:t>
       </w:r>
@@ -3686,18 +4396,18 @@
       <w:pPr>
         <w:pStyle w:val="Ttulo5"/>
       </w:pPr>
-      <w:bookmarkStart w:id="72" w:name="_Toc419598579"/>
-      <w:bookmarkStart w:id="73" w:name="_Toc420721320"/>
-      <w:bookmarkStart w:id="74" w:name="_Toc420721470"/>
-      <w:bookmarkStart w:id="75" w:name="_Toc420721565"/>
-      <w:bookmarkStart w:id="76" w:name="_Toc420721771"/>
-      <w:bookmarkStart w:id="77" w:name="_Toc420723212"/>
-      <w:bookmarkStart w:id="78" w:name="_Toc482682374"/>
-      <w:bookmarkStart w:id="79" w:name="_Toc54164907"/>
-      <w:bookmarkStart w:id="80" w:name="_Toc54169319"/>
-      <w:bookmarkStart w:id="81" w:name="_Toc96347429"/>
-      <w:bookmarkStart w:id="82" w:name="_Toc96357713"/>
-      <w:bookmarkStart w:id="83" w:name="_Toc96491855"/>
+      <w:bookmarkStart w:id="73" w:name="_Toc419598579"/>
+      <w:bookmarkStart w:id="74" w:name="_Toc420721320"/>
+      <w:bookmarkStart w:id="75" w:name="_Toc420721470"/>
+      <w:bookmarkStart w:id="76" w:name="_Toc420721565"/>
+      <w:bookmarkStart w:id="77" w:name="_Toc420721771"/>
+      <w:bookmarkStart w:id="78" w:name="_Toc420723212"/>
+      <w:bookmarkStart w:id="79" w:name="_Toc482682374"/>
+      <w:bookmarkStart w:id="80" w:name="_Toc54164907"/>
+      <w:bookmarkStart w:id="81" w:name="_Toc54169319"/>
+      <w:bookmarkStart w:id="82" w:name="_Toc96347429"/>
+      <w:bookmarkStart w:id="83" w:name="_Toc96357713"/>
+      <w:bookmarkStart w:id="84" w:name="_Toc96491855"/>
       <w:r>
         <w:t xml:space="preserve">Exemplo de título de seção </w:t>
       </w:r>
@@ -3709,7 +4419,6 @@
       <w:r>
         <w:t xml:space="preserve"> [FORMATO: TF-TÍTULO 5</w:t>
       </w:r>
-      <w:bookmarkEnd w:id="72"/>
       <w:bookmarkEnd w:id="73"/>
       <w:bookmarkEnd w:id="74"/>
       <w:bookmarkEnd w:id="75"/>
@@ -3721,6 +4430,7 @@
       <w:bookmarkEnd w:id="81"/>
       <w:bookmarkEnd w:id="82"/>
       <w:bookmarkEnd w:id="83"/>
+      <w:bookmarkEnd w:id="84"/>
       <w:r>
         <w:t>]</w:t>
       </w:r>
@@ -3737,13 +4447,13 @@
       <w:pPr>
         <w:pStyle w:val="Ttulo3"/>
       </w:pPr>
-      <w:bookmarkStart w:id="84" w:name="_Toc511928428"/>
-      <w:bookmarkStart w:id="85" w:name="_Toc96491856"/>
+      <w:bookmarkStart w:id="85" w:name="_Toc511928428"/>
+      <w:bookmarkStart w:id="86" w:name="_Toc96491856"/>
       <w:r>
         <w:lastRenderedPageBreak/>
         <w:t>Formatação de quadros, figuras e tabelas</w:t>
       </w:r>
-      <w:bookmarkEnd w:id="84"/>
+      <w:bookmarkEnd w:id="85"/>
     </w:p>
     <w:p>
       <w:pPr>
@@ -3927,42 +4637,29 @@
       <w:pPr>
         <w:pStyle w:val="TF-LEGENDA"/>
       </w:pPr>
-      <w:bookmarkStart w:id="86" w:name="_Ref390756928"/>
-      <w:bookmarkStart w:id="87" w:name="_Toc383500206"/>
-      <w:bookmarkStart w:id="88" w:name="_Toc511928547"/>
+      <w:bookmarkStart w:id="87" w:name="_Ref390756928"/>
+      <w:bookmarkStart w:id="88" w:name="_Toc383500206"/>
+      <w:bookmarkStart w:id="89" w:name="_Toc511928547"/>
       <w:r>
         <w:t xml:space="preserve">Figura </w:t>
       </w:r>
-      <w:r>
-        <w:fldChar w:fldCharType="begin"/>
-      </w:r>
-      <w:r>
-        <w:instrText xml:space="preserve"> SEQ Figura \* ARABIC </w:instrText>
-      </w:r>
-      <w:r>
-        <w:fldChar w:fldCharType="separate"/>
-      </w:r>
-      <w:r>
-        <w:rPr>
-          <w:noProof/>
-        </w:rPr>
-        <w:t>1</w:t>
-      </w:r>
-      <w:r>
-        <w:rPr>
-          <w:noProof/>
-        </w:rPr>
-        <w:fldChar w:fldCharType="end"/>
-      </w:r>
-      <w:bookmarkEnd w:id="86"/>
+      <w:fldSimple w:instr=" SEQ Figura \* ARABIC ">
+        <w:r>
+          <w:rPr>
+            <w:noProof/>
+          </w:rPr>
+          <w:t>1</w:t>
+        </w:r>
+      </w:fldSimple>
+      <w:bookmarkEnd w:id="87"/>
       <w:r>
         <w:t xml:space="preserve"> – </w:t>
       </w:r>
       <w:r>
         <w:t>Exemplo de uma rede de Petri</w:t>
       </w:r>
-      <w:bookmarkEnd w:id="87"/>
       <w:bookmarkEnd w:id="88"/>
+      <w:bookmarkEnd w:id="89"/>
     </w:p>
     <w:p>
       <w:pPr>
@@ -4078,35 +4775,22 @@
       <w:pPr>
         <w:pStyle w:val="TF-LEGENDA"/>
       </w:pPr>
-      <w:bookmarkStart w:id="89" w:name="_Ref390756952"/>
-      <w:bookmarkStart w:id="90" w:name="_Toc97088221"/>
-      <w:bookmarkStart w:id="91" w:name="_Toc383500207"/>
-      <w:bookmarkStart w:id="92" w:name="_Toc511927348"/>
+      <w:bookmarkStart w:id="90" w:name="_Ref390756952"/>
+      <w:bookmarkStart w:id="91" w:name="_Toc97088221"/>
+      <w:bookmarkStart w:id="92" w:name="_Toc383500207"/>
+      <w:bookmarkStart w:id="93" w:name="_Toc511927348"/>
       <w:r>
         <w:t xml:space="preserve">Quadro </w:t>
       </w:r>
-      <w:r>
-        <w:fldChar w:fldCharType="begin"/>
-      </w:r>
-      <w:r>
-        <w:instrText xml:space="preserve"> SEQ Quadro \* ARABIC </w:instrText>
-      </w:r>
-      <w:r>
-        <w:fldChar w:fldCharType="separate"/>
-      </w:r>
-      <w:r>
-        <w:rPr>
-          <w:noProof/>
-        </w:rPr>
-        <w:t>4</w:t>
-      </w:r>
-      <w:r>
-        <w:rPr>
-          <w:noProof/>
-        </w:rPr>
-        <w:fldChar w:fldCharType="end"/>
-      </w:r>
-      <w:bookmarkEnd w:id="89"/>
+      <w:fldSimple w:instr=" SEQ Quadro \* ARABIC ">
+        <w:r>
+          <w:rPr>
+            <w:noProof/>
+          </w:rPr>
+          <w:t>4</w:t>
+        </w:r>
+      </w:fldSimple>
+      <w:bookmarkEnd w:id="90"/>
       <w:r>
         <w:t xml:space="preserve"> – </w:t>
       </w:r>
@@ -4116,9 +4800,9 @@
       <w:r>
         <w:t>unções que verificam se as transições estão sensibilizadas</w:t>
       </w:r>
-      <w:bookmarkEnd w:id="90"/>
       <w:bookmarkEnd w:id="91"/>
       <w:bookmarkEnd w:id="92"/>
+      <w:bookmarkEnd w:id="93"/>
     </w:p>
     <w:tbl>
       <w:tblPr>
@@ -4161,14 +4845,12 @@
             <w:r>
               <w:t xml:space="preserve">struturaMalha.T1Sensibilizada: </w:t>
             </w:r>
-            <w:proofErr w:type="gramStart"/>
             <w:r>
               <w:t>Boolean</w:t>
             </w:r>
             <w:r>
               <w:t>;</w:t>
             </w:r>
-            <w:proofErr w:type="gramEnd"/>
           </w:p>
           <w:p>
             <w:pPr>
@@ -4183,31 +4865,16 @@
               <w:pStyle w:val="TF-CDIGO-FONTE"/>
             </w:pPr>
             <w:r>
-              <w:t xml:space="preserve"> </w:t>
-            </w:r>
-            <w:proofErr w:type="gramStart"/>
-            <w:r>
-              <w:t>result :</w:t>
-            </w:r>
-            <w:proofErr w:type="gramEnd"/>
-            <w:r>
-              <w:t>= (Fp2 and Fp4</w:t>
-            </w:r>
-            <w:proofErr w:type="gramStart"/>
-            <w:r>
-              <w:t>);</w:t>
-            </w:r>
-            <w:proofErr w:type="gramEnd"/>
+              <w:t xml:space="preserve"> result := (Fp2 and Fp4);</w:t>
+            </w:r>
           </w:p>
           <w:p>
             <w:pPr>
               <w:pStyle w:val="TF-CDIGO-FONTE"/>
             </w:pPr>
-            <w:proofErr w:type="gramStart"/>
             <w:r>
               <w:t>end;</w:t>
             </w:r>
-            <w:proofErr w:type="gramEnd"/>
           </w:p>
           <w:p>
             <w:pPr>
@@ -4222,7 +4889,6 @@
               <w:t xml:space="preserve">function TEstruturaMalha.T2Sensibilizada: </w:t>
             </w:r>
             <w:proofErr w:type="spellStart"/>
-            <w:proofErr w:type="gramStart"/>
             <w:r>
               <w:t>boolean</w:t>
             </w:r>
@@ -4230,7 +4896,6 @@
             <w:r>
               <w:t>;</w:t>
             </w:r>
-            <w:proofErr w:type="gramEnd"/>
           </w:p>
           <w:p>
             <w:pPr>
@@ -4245,31 +4910,16 @@
               <w:pStyle w:val="TF-CDIGO-FONTE"/>
             </w:pPr>
             <w:r>
-              <w:t xml:space="preserve"> </w:t>
-            </w:r>
-            <w:proofErr w:type="gramStart"/>
-            <w:r>
-              <w:t>result :</w:t>
-            </w:r>
-            <w:proofErr w:type="gramEnd"/>
-            <w:r>
-              <w:t>= (Fp1 and Fp3</w:t>
-            </w:r>
-            <w:proofErr w:type="gramStart"/>
-            <w:r>
-              <w:t>);</w:t>
-            </w:r>
-            <w:proofErr w:type="gramEnd"/>
+              <w:t xml:space="preserve"> result := (Fp1 and Fp3);</w:t>
+            </w:r>
           </w:p>
           <w:p>
             <w:pPr>
               <w:pStyle w:val="TF-CDIGO-FONTE"/>
             </w:pPr>
-            <w:proofErr w:type="gramStart"/>
             <w:r>
               <w:t>end;</w:t>
             </w:r>
-            <w:proofErr w:type="gramEnd"/>
           </w:p>
           <w:p>
             <w:pPr>
@@ -4284,7 +4934,6 @@
               <w:t xml:space="preserve">function TEstruturaMalha.T3Sensibilizada: </w:t>
             </w:r>
             <w:proofErr w:type="spellStart"/>
-            <w:proofErr w:type="gramStart"/>
             <w:r>
               <w:t>boolean</w:t>
             </w:r>
@@ -4292,7 +4941,6 @@
             <w:r>
               <w:t>;</w:t>
             </w:r>
-            <w:proofErr w:type="gramEnd"/>
           </w:p>
           <w:p>
             <w:pPr>
@@ -4307,21 +4955,8 @@
               <w:pStyle w:val="TF-CDIGO-FONTE"/>
             </w:pPr>
             <w:r>
-              <w:t xml:space="preserve"> </w:t>
-            </w:r>
-            <w:proofErr w:type="gramStart"/>
-            <w:r>
-              <w:t>result :</w:t>
-            </w:r>
-            <w:proofErr w:type="gramEnd"/>
-            <w:r>
-              <w:t>= (Fp2 and Fp4</w:t>
-            </w:r>
-            <w:proofErr w:type="gramStart"/>
-            <w:r>
-              <w:t>);</w:t>
-            </w:r>
-            <w:proofErr w:type="gramEnd"/>
+              <w:t xml:space="preserve"> result := (Fp2 and Fp4);</w:t>
+            </w:r>
           </w:p>
           <w:p>
             <w:pPr>
@@ -4367,11 +5002,11 @@
       <w:r>
         <w:t xml:space="preserve">0 até 2014) é apresentada </w:t>
       </w:r>
-      <w:bookmarkStart w:id="93" w:name="_Toc96498230"/>
-      <w:bookmarkStart w:id="94" w:name="_Ref96498579"/>
-      <w:bookmarkStart w:id="95" w:name="_Ref97088698"/>
-      <w:bookmarkStart w:id="96" w:name="_Toc97089352"/>
-      <w:bookmarkStart w:id="97" w:name="_Toc97089403"/>
+      <w:bookmarkStart w:id="94" w:name="_Toc96498230"/>
+      <w:bookmarkStart w:id="95" w:name="_Ref96498579"/>
+      <w:bookmarkStart w:id="96" w:name="_Ref97088698"/>
+      <w:bookmarkStart w:id="97" w:name="_Toc97089352"/>
+      <w:bookmarkStart w:id="98" w:name="_Toc97089403"/>
       <w:r>
         <w:t>na</w:t>
       </w:r>
@@ -4410,39 +5045,26 @@
       <w:pPr>
         <w:pStyle w:val="TF-LEGENDA"/>
       </w:pPr>
-      <w:bookmarkStart w:id="98" w:name="_Ref380071382"/>
-      <w:bookmarkStart w:id="99" w:name="_Toc457404119"/>
-      <w:bookmarkEnd w:id="93"/>
+      <w:bookmarkStart w:id="99" w:name="_Ref380071382"/>
+      <w:bookmarkStart w:id="100" w:name="_Toc457404119"/>
       <w:bookmarkEnd w:id="94"/>
       <w:bookmarkEnd w:id="95"/>
       <w:bookmarkEnd w:id="96"/>
       <w:bookmarkEnd w:id="97"/>
+      <w:bookmarkEnd w:id="98"/>
       <w:r>
         <w:lastRenderedPageBreak/>
         <w:t xml:space="preserve">Tabela </w:t>
       </w:r>
-      <w:r>
-        <w:fldChar w:fldCharType="begin"/>
-      </w:r>
-      <w:r>
-        <w:instrText xml:space="preserve"> SEQ Tabela \* ARABIC </w:instrText>
-      </w:r>
-      <w:r>
-        <w:fldChar w:fldCharType="separate"/>
-      </w:r>
-      <w:r>
-        <w:rPr>
-          <w:noProof/>
-        </w:rPr>
-        <w:t>1</w:t>
-      </w:r>
-      <w:r>
-        <w:rPr>
-          <w:noProof/>
-        </w:rPr>
-        <w:fldChar w:fldCharType="end"/>
-      </w:r>
-      <w:bookmarkEnd w:id="98"/>
+      <w:fldSimple w:instr=" SEQ Tabela \* ARABIC ">
+        <w:r>
+          <w:rPr>
+            <w:noProof/>
+          </w:rPr>
+          <w:t>1</w:t>
+        </w:r>
+      </w:fldSimple>
+      <w:bookmarkEnd w:id="99"/>
       <w:r>
         <w:t xml:space="preserve"> – </w:t>
       </w:r>
@@ -4452,7 +5074,7 @@
       <w:r>
         <w:t xml:space="preserve"> finais realizados no Curso de Ciência da Computação</w:t>
       </w:r>
-      <w:bookmarkEnd w:id="99"/>
+      <w:bookmarkEnd w:id="100"/>
     </w:p>
     <w:tbl>
       <w:tblPr>
@@ -5288,15 +5910,15 @@
       <w:pPr>
         <w:pStyle w:val="Ttulo3"/>
       </w:pPr>
-      <w:bookmarkStart w:id="100" w:name="_Toc511928430"/>
+      <w:bookmarkStart w:id="101" w:name="_Toc511928430"/>
       <w:r>
         <w:t>Exemplos de citações</w:t>
       </w:r>
-      <w:bookmarkEnd w:id="85"/>
+      <w:bookmarkEnd w:id="86"/>
       <w:r>
         <w:t xml:space="preserve"> retiradas de documentos ou de nomes constituintes de uma entidade</w:t>
       </w:r>
-      <w:bookmarkEnd w:id="100"/>
+      <w:bookmarkEnd w:id="101"/>
     </w:p>
     <w:p>
       <w:pPr>
@@ -5321,15 +5943,7 @@
         <w:pStyle w:val="TF-TEXTO"/>
       </w:pPr>
       <w:r>
-        <w:t xml:space="preserve">Quando a citação </w:t>
-      </w:r>
-      <w:proofErr w:type="gramStart"/>
-      <w:r>
-        <w:t>referir-se</w:t>
-      </w:r>
-      <w:proofErr w:type="gramEnd"/>
-      <w:r>
-        <w:t xml:space="preserve"> a uma parte específica do documento consultado, especificar no texto </w:t>
+        <w:t xml:space="preserve">Quando a citação referir-se a uma parte específica do documento consultado, especificar no texto </w:t>
       </w:r>
       <w:r>
         <w:t xml:space="preserve">do artigo </w:t>
@@ -7090,6 +7704,7 @@
   <w:style w:type="character" w:default="1" w:styleId="Fontepargpadro">
     <w:name w:val="Default Paragraph Font"/>
     <w:uiPriority w:val="1"/>
+    <w:semiHidden/>
     <w:unhideWhenUsed/>
   </w:style>
   <w:style w:type="table" w:default="1" w:styleId="Tabelanormal">
@@ -8033,58 +8648,6 @@
 </file>
 
 <file path=customXml/item1.xml><?xml version="1.0" encoding="utf-8"?>
-<b:Sources xmlns:b="http://schemas.openxmlformats.org/officeDocument/2006/bibliography" xmlns="http://schemas.openxmlformats.org/officeDocument/2006/bibliography" SelectedStyle="" StyleName=""/>
-</file>
-
-<file path=customXml/item2.xml><?xml version="1.0" encoding="utf-8"?>
-<p:properties xmlns:p="http://schemas.microsoft.com/office/2006/metadata/properties" xmlns:xsi="http://www.w3.org/2001/XMLSchema-instance" xmlns:pc="http://schemas.microsoft.com/office/infopath/2007/PartnerControls">
-  <documentManagement>
-    <Has_Teacher_Only_SectionGroup xmlns="f8440490-6d1a-488a-8abf-48b89d0123a0" xsi:nil="true"/>
-    <NotebookType xmlns="f8440490-6d1a-488a-8abf-48b89d0123a0" xsi:nil="true"/>
-    <DefaultSectionNames xmlns="f8440490-6d1a-488a-8abf-48b89d0123a0" xsi:nil="true"/>
-    <Self_Registration_Enabled xmlns="f8440490-6d1a-488a-8abf-48b89d0123a0" xsi:nil="true"/>
-    <FolderType xmlns="f8440490-6d1a-488a-8abf-48b89d0123a0" xsi:nil="true"/>
-    <AppVersion xmlns="f8440490-6d1a-488a-8abf-48b89d0123a0" xsi:nil="true"/>
-    <TeamsChannelId xmlns="f8440490-6d1a-488a-8abf-48b89d0123a0" xsi:nil="true"/>
-    <IsNotebookLocked xmlns="f8440490-6d1a-488a-8abf-48b89d0123a0" xsi:nil="true"/>
-    <Students xmlns="f8440490-6d1a-488a-8abf-48b89d0123a0">
-      <UserInfo>
-        <DisplayName/>
-        <AccountId xsi:nil="true"/>
-        <AccountType/>
-      </UserInfo>
-    </Students>
-    <Templates xmlns="f8440490-6d1a-488a-8abf-48b89d0123a0" xsi:nil="true"/>
-    <CultureName xmlns="f8440490-6d1a-488a-8abf-48b89d0123a0" xsi:nil="true"/>
-    <Invited_Students xmlns="f8440490-6d1a-488a-8abf-48b89d0123a0" xsi:nil="true"/>
-    <Owner xmlns="f8440490-6d1a-488a-8abf-48b89d0123a0">
-      <UserInfo>
-        <DisplayName/>
-        <AccountId xsi:nil="true"/>
-        <AccountType/>
-      </UserInfo>
-    </Owner>
-    <Teachers xmlns="f8440490-6d1a-488a-8abf-48b89d0123a0">
-      <UserInfo>
-        <DisplayName/>
-        <AccountId xsi:nil="true"/>
-        <AccountType/>
-      </UserInfo>
-    </Teachers>
-    <Student_Groups xmlns="f8440490-6d1a-488a-8abf-48b89d0123a0">
-      <UserInfo>
-        <DisplayName/>
-        <AccountId xsi:nil="true"/>
-        <AccountType/>
-      </UserInfo>
-    </Student_Groups>
-    <Invited_Teachers xmlns="f8440490-6d1a-488a-8abf-48b89d0123a0" xsi:nil="true"/>
-    <Is_Collaboration_Space_Locked xmlns="f8440490-6d1a-488a-8abf-48b89d0123a0" xsi:nil="true"/>
-  </documentManagement>
-</p:properties>
-</file>
-
-<file path=customXml/item3.xml><?xml version="1.0" encoding="utf-8"?>
 <ct:contentTypeSchema xmlns:ct="http://schemas.microsoft.com/office/2006/metadata/contentType" xmlns:ma="http://schemas.microsoft.com/office/2006/metadata/properties/metaAttributes" ct:_="" ma:_="" ma:contentTypeName="Documento" ma:contentTypeID="0x010100F13453D0801D5E45B1745A09551F1C32" ma:contentTypeVersion="28" ma:contentTypeDescription="Crie um novo documento." ma:contentTypeScope="" ma:versionID="fa9ef3803bb4ef638f344296fd7d9170">
   <xsd:schema xmlns:xsd="http://www.w3.org/2001/XMLSchema" xmlns:xs="http://www.w3.org/2001/XMLSchema" xmlns:p="http://schemas.microsoft.com/office/2006/metadata/properties" xmlns:ns3="f8440490-6d1a-488a-8abf-48b89d0123a0" xmlns:ns4="22206413-f776-4b11-bcb2-0b935dc83731" targetNamespace="http://schemas.microsoft.com/office/2006/metadata/properties" ma:root="true" ma:fieldsID="5a7e583b53460e8ff4480ccd12c418cb" ns3:_="" ns4:_="">
     <xsd:import namespace="f8440490-6d1a-488a-8abf-48b89d0123a0"/>
@@ -8459,6 +9022,58 @@
 </ct:contentTypeSchema>
 </file>
 
+<file path=customXml/item2.xml><?xml version="1.0" encoding="utf-8"?>
+<p:properties xmlns:p="http://schemas.microsoft.com/office/2006/metadata/properties" xmlns:xsi="http://www.w3.org/2001/XMLSchema-instance" xmlns:pc="http://schemas.microsoft.com/office/infopath/2007/PartnerControls">
+  <documentManagement>
+    <Has_Teacher_Only_SectionGroup xmlns="f8440490-6d1a-488a-8abf-48b89d0123a0" xsi:nil="true"/>
+    <NotebookType xmlns="f8440490-6d1a-488a-8abf-48b89d0123a0" xsi:nil="true"/>
+    <DefaultSectionNames xmlns="f8440490-6d1a-488a-8abf-48b89d0123a0" xsi:nil="true"/>
+    <Self_Registration_Enabled xmlns="f8440490-6d1a-488a-8abf-48b89d0123a0" xsi:nil="true"/>
+    <FolderType xmlns="f8440490-6d1a-488a-8abf-48b89d0123a0" xsi:nil="true"/>
+    <AppVersion xmlns="f8440490-6d1a-488a-8abf-48b89d0123a0" xsi:nil="true"/>
+    <TeamsChannelId xmlns="f8440490-6d1a-488a-8abf-48b89d0123a0" xsi:nil="true"/>
+    <IsNotebookLocked xmlns="f8440490-6d1a-488a-8abf-48b89d0123a0" xsi:nil="true"/>
+    <Students xmlns="f8440490-6d1a-488a-8abf-48b89d0123a0">
+      <UserInfo>
+        <DisplayName/>
+        <AccountId xsi:nil="true"/>
+        <AccountType/>
+      </UserInfo>
+    </Students>
+    <Templates xmlns="f8440490-6d1a-488a-8abf-48b89d0123a0" xsi:nil="true"/>
+    <CultureName xmlns="f8440490-6d1a-488a-8abf-48b89d0123a0" xsi:nil="true"/>
+    <Invited_Students xmlns="f8440490-6d1a-488a-8abf-48b89d0123a0" xsi:nil="true"/>
+    <Owner xmlns="f8440490-6d1a-488a-8abf-48b89d0123a0">
+      <UserInfo>
+        <DisplayName/>
+        <AccountId xsi:nil="true"/>
+        <AccountType/>
+      </UserInfo>
+    </Owner>
+    <Teachers xmlns="f8440490-6d1a-488a-8abf-48b89d0123a0">
+      <UserInfo>
+        <DisplayName/>
+        <AccountId xsi:nil="true"/>
+        <AccountType/>
+      </UserInfo>
+    </Teachers>
+    <Student_Groups xmlns="f8440490-6d1a-488a-8abf-48b89d0123a0">
+      <UserInfo>
+        <DisplayName/>
+        <AccountId xsi:nil="true"/>
+        <AccountType/>
+      </UserInfo>
+    </Student_Groups>
+    <Invited_Teachers xmlns="f8440490-6d1a-488a-8abf-48b89d0123a0" xsi:nil="true"/>
+    <Is_Collaboration_Space_Locked xmlns="f8440490-6d1a-488a-8abf-48b89d0123a0" xsi:nil="true"/>
+  </documentManagement>
+</p:properties>
+</file>
+
+<file path=customXml/item3.xml><?xml version="1.0" encoding="utf-8"?>
+<b:Sources xmlns:b="http://schemas.openxmlformats.org/officeDocument/2006/bibliography" xmlns="http://schemas.openxmlformats.org/officeDocument/2006/bibliography" SelectedStyle="" StyleName=""/>
+</file>
+
 <file path=customXml/item4.xml><?xml version="1.0" encoding="utf-8"?>
 <?mso-contentType ?>
 <FormTemplates xmlns="http://schemas.microsoft.com/sharepoint/v3/contenttype/forms">
@@ -8469,24 +9084,6 @@
 </file>
 
 <file path=customXml/itemProps1.xml><?xml version="1.0" encoding="utf-8"?>
-<ds:datastoreItem xmlns:ds="http://schemas.openxmlformats.org/officeDocument/2006/customXml" ds:itemID="{C4ABEB26-2A1A-47A3-9790-FB037264D9B4}">
-  <ds:schemaRefs>
-    <ds:schemaRef ds:uri="http://schemas.openxmlformats.org/officeDocument/2006/bibliography"/>
-  </ds:schemaRefs>
-</ds:datastoreItem>
-</file>
-
-<file path=customXml/itemProps2.xml><?xml version="1.0" encoding="utf-8"?>
-<ds:datastoreItem xmlns:ds="http://schemas.openxmlformats.org/officeDocument/2006/customXml" ds:itemID="{8DA352C3-1804-4B1A-A44A-0C8F651EBE51}">
-  <ds:schemaRefs>
-    <ds:schemaRef ds:uri="http://schemas.microsoft.com/office/2006/metadata/properties"/>
-    <ds:schemaRef ds:uri="http://schemas.microsoft.com/office/infopath/2007/PartnerControls"/>
-    <ds:schemaRef ds:uri="f8440490-6d1a-488a-8abf-48b89d0123a0"/>
-  </ds:schemaRefs>
-</ds:datastoreItem>
-</file>
-
-<file path=customXml/itemProps3.xml><?xml version="1.0" encoding="utf-8"?>
 <ds:datastoreItem xmlns:ds="http://schemas.openxmlformats.org/officeDocument/2006/customXml" ds:itemID="{5AB50341-27D8-4A77-A704-8A35390CE9B7}">
   <ds:schemaRefs>
     <ds:schemaRef ds:uri="http://schemas.microsoft.com/office/2006/metadata/contentType"/>
@@ -8505,6 +9102,24 @@
 </ds:datastoreItem>
 </file>
 
+<file path=customXml/itemProps2.xml><?xml version="1.0" encoding="utf-8"?>
+<ds:datastoreItem xmlns:ds="http://schemas.openxmlformats.org/officeDocument/2006/customXml" ds:itemID="{8DA352C3-1804-4B1A-A44A-0C8F651EBE51}">
+  <ds:schemaRefs>
+    <ds:schemaRef ds:uri="http://schemas.microsoft.com/office/2006/metadata/properties"/>
+    <ds:schemaRef ds:uri="http://schemas.microsoft.com/office/infopath/2007/PartnerControls"/>
+    <ds:schemaRef ds:uri="f8440490-6d1a-488a-8abf-48b89d0123a0"/>
+  </ds:schemaRefs>
+</ds:datastoreItem>
+</file>
+
+<file path=customXml/itemProps3.xml><?xml version="1.0" encoding="utf-8"?>
+<ds:datastoreItem xmlns:ds="http://schemas.openxmlformats.org/officeDocument/2006/customXml" ds:itemID="{C4ABEB26-2A1A-47A3-9790-FB037264D9B4}">
+  <ds:schemaRefs>
+    <ds:schemaRef ds:uri="http://schemas.openxmlformats.org/officeDocument/2006/bibliography"/>
+  </ds:schemaRefs>
+</ds:datastoreItem>
+</file>
+
 <file path=customXml/itemProps4.xml><?xml version="1.0" encoding="utf-8"?>
 <ds:datastoreItem xmlns:ds="http://schemas.openxmlformats.org/officeDocument/2006/customXml" ds:itemID="{2B827772-E1CC-4349-9FCB-FE8674A2EA98}">
   <ds:schemaRefs>
